--- a/7_semester/Корпоративные информационные системы/ЛР3/ЛР3_Отчет_Буренков_КИС.docx
+++ b/7_semester/Корпоративные информационные системы/ЛР3/ЛР3_Отчет_Буренков_КИС.docx
@@ -1236,7 +1236,7 @@
           <w:color w:val="000000"/>
           <w:sz w:val="28"/>
         </w:rPr>
-        <w:t>Нужно изучить методологию структурного моделирования UML и показать её на одной информационной системе. Ниже дано краткое описание КИС «СпринтКонтур» и пять нотаций: варианты использования, классы, последовательность, состояния и деятельность. Состояния задачи на этих диаграммах названы одинаково.</w:t>
+        <w:t>Нужно изучить методологию структурного моделирования UML и показать её на одной информационной системе. Ниже дано краткое описание КИС «СпринтКонтур» как архитектурного контура учёта задач и пять нотаций: варианты использования, классы, последовательность, состояния и деятельность. Состояния задачи на этих диаграммах названы одинаково.</w:t>
       </w:r>
     </w:p>
     <w:p>
@@ -1275,7 +1275,7 @@
           <w:color w:val="000000"/>
           <w:sz w:val="28"/>
         </w:rPr>
-        <w:t>КИС «СпринтКонтур» ведёт учёт задач команды, которая разрабатывает программный модуль. Заказчик сообщает требование к модулю и смотрит статус задачи. Руководитель команды регистрирует срочную задачу, проверяет срок сдачи и назначает свободного разработчика. Разработчик принимает задачу, проверяет модуль и оформляет протокол проверки с результатом и замечанием. Руководитель закрывает задачу только после протокола, если проверка пройдена.</w:t>
+        <w:t>КИС «СпринтКонтур» — информационная система учёта задач команды, разрабатывающей программный модуль. Архитектурная задача работы: спроектировать контур учёта с разделением на подсистемы — сервис контроля и учёта задач (СервисЗадач), хранилище (БазаДанных: задачи, модули, назначения, протоколы проверки), клиентские роли на границе системы (руководитель команды, разработчик, заказчик) и взаимодействие компонентов при назначении срочной задачи и при закрытии после проверки.</w:t>
       </w:r>
     </w:p>
     <w:p>
@@ -1292,7 +1292,7 @@
           <w:color w:val="000000"/>
           <w:sz w:val="28"/>
         </w:rPr>
-        <w:t>Задача проходит пять состояний: «Новая», «Назначена», «В работе», «Проверена» и «Закрыта». Если проверка не пройдена, задача возвращается в «В работе». В модели четыре класса: задача, модуль, команда и протокол проверки. Учёт рабочего времени, договоры с заказчиком и обмен с бухгалтерией на этих диаграммах не рассматриваются.</w:t>
+        <w:t>Выбранное решение: пользователи обращаются к СервисЗадач; сервис владеет правилами переходов и записывает состояние задачи в БазаДанных; доменные сущности Задача, Модуль, Команда и ПротоколПроверки хранятся в БД и не существуют «вне» контура. Задача проходит пять состояний: «Новая», «Назначена», «В работе», «Проверена» и «Закрыта». Если проверка не пройдена, сервис возвращает задачу в «В работе». Учёт рабочего времени, договоры и обмен с бухгалтерией на этих диаграммах не рассматриваются.</w:t>
       </w:r>
     </w:p>
     <w:p>
@@ -1331,7 +1331,7 @@
           <w:color w:val="000000"/>
           <w:sz w:val="28"/>
         </w:rPr>
-        <w:t>Пять диаграмм описывают один контур срочной задачи. Варианты использования распределяют работу между руководителем команды, разработчиком и заказчиком. Классы показывают связь задачи с модулем, командой и протоколом проверки. Последовательность доводит задачу от регистрации до состояния «В работе». Диаграмма состояний собирает весь путь, включая возврат в «В работе», если проверка не пройдена. Деятельность закрывает задачу после проверки: из «В работе» в «Проверена» и затем в «Закрыта».</w:t>
+        <w:t>Пять диаграмм описывают один архитектурный контур срочной задачи. Варианты использования задают роли и границу СервисЗадач с участием БазаДанных. Классы показывают слой приложения, хранилище и домен. Последовательность проводит назначение через сервис к БД до состояния «В работе». Диаграмма состояний фиксирует пять статусов и владельца переходов. Деятельность закрывает задачу после проверки с записью протокола и состояния в БД.</w:t>
       </w:r>
     </w:p>
     <w:p>
@@ -1381,7 +1381,7 @@
           <w:color w:val="000000"/>
           <w:sz w:val="28"/>
         </w:rPr>
-        <w:t>На рисунке 1 заказчик сообщает требование и получает статус задачи. Руководитель команды регистрирует срочную задачу, назначает разработчика и закрывает задачу; назначение всегда включает проверку срока сдачи. Разработчик принимает задачу и оформляет протокол проверки.</w:t>
+        <w:t>На рисунке 1 граница системы — СервисЗадач. Заказчик сообщает требование и запрашивает статус задачи. Руководитель команды регистрирует срочную задачу, назначает разработчика и закрывает задачу. Разработчик принимает задачу и оформляет протокол проверки. Вторичный актор БазаДанных участвует в записи состояния: назначение и закрытие включают сохранение в хранилище, поэтому состояние задачи не «живёт» только у пользователя, а фиксируется в контуре учёта.</w:t>
       </w:r>
     </w:p>
     <w:p>
@@ -1394,7 +1394,7 @@
       <w:r>
         <w:drawing>
           <wp:inline xmlns:a="http://schemas.openxmlformats.org/drawingml/2006/main" xmlns:pic="http://schemas.openxmlformats.org/drawingml/2006/picture">
-            <wp:extent cx="7932750" cy="4032000"/>
+            <wp:extent cx="7314865" cy="3960000"/>
             <wp:docPr id="1" name="Picture 1"/>
             <wp:cNvGraphicFramePr>
               <a:graphicFrameLocks noChangeAspect="1"/>
@@ -1415,7 +1415,7 @@
                   <pic:spPr>
                     <a:xfrm>
                       <a:off x="0" y="0"/>
-                      <a:ext cx="7932750" cy="4032000"/>
+                      <a:ext cx="7314865" cy="3960000"/>
                     </a:xfrm>
                     <a:prstGeom prst="rect"/>
                   </pic:spPr>
@@ -1489,7 +1489,7 @@
           <w:color w:val="000000"/>
           <w:sz w:val="28"/>
         </w:rPr>
-        <w:t>На рисунке 2 задача относится к одному модулю и до назначения имеет кратность 0..1 со стороны команды. У задачи не больше одного протокола проверки. Команда составляет протоколы по принятым задачам. Операции зарегистрировать, назначитьРазработчика, принятьЗадачу, оформить и закрыть соответствуют переходам состояний.</w:t>
+        <w:t>На рисунке 2 выделены два архитектурных слоя. СервисЗадач (приложение) принимает команды учётного контура и использует БазаДанных (хранилище таблиц задач, модулей, назначений и протоколов). Доменный слой сохраняет сущности Задача, Модуль, Команда и ПротоколПроверки: задача относится к модулю, до назначения связана с командой кратностью 0..1, имеет не более одного протокола. Сервис управляет задачей и через хранилище меняет её состояние; доменные операции соответствуют переходам на диаграмме состояний.</w:t>
       </w:r>
     </w:p>
     <w:p>
@@ -1502,7 +1502,7 @@
       <w:r>
         <w:drawing>
           <wp:inline xmlns:a="http://schemas.openxmlformats.org/drawingml/2006/main" xmlns:pic="http://schemas.openxmlformats.org/drawingml/2006/picture">
-            <wp:extent cx="7423771" cy="3960000"/>
+            <wp:extent cx="5775549" cy="3887999"/>
             <wp:docPr id="2" name="Picture 2"/>
             <wp:cNvGraphicFramePr>
               <a:graphicFrameLocks noChangeAspect="1"/>
@@ -1523,7 +1523,7 @@
                   <pic:spPr>
                     <a:xfrm>
                       <a:off x="0" y="0"/>
-                      <a:ext cx="7423771" cy="3960000"/>
+                      <a:ext cx="5775549" cy="3887999"/>
                     </a:xfrm>
                     <a:prstGeom prst="rect"/>
                   </pic:spPr>
@@ -1597,7 +1597,7 @@
           <w:color w:val="000000"/>
           <w:sz w:val="28"/>
         </w:rPr>
-        <w:t>На рисунке 3 руководитель команды регистрирует срочную задачу: система ставит состояние «Новая» и возвращает номер и срок сдачи. Назначение разработчика включает проверку срока сдачи и передачу задачи в состоянии «Назначена». После принятия задачи она переходит в «В работе».</w:t>
+        <w:t>На рисунке 3 взаимодействие идёт через СервисЗадач к БазаДанных, а не напрямую от руководителя к разработчику. Руководитель регистрирует срочную задачу; сервис сохраняет её в БД со состоянием «Новая» и возвращает номер и срок. При назначении сервис проверяет срок сдачи, обновляет состояние в БД на «Назначена» и уведомляет разработчика. После принятия задачи сервис записывает в БД состояние «В работе» и сообщает его руководителю. Владелец переходов — сервис; источник истины по состоянию — хранилище.</w:t>
       </w:r>
     </w:p>
     <w:p>
@@ -1610,7 +1610,7 @@
       <w:r>
         <w:drawing>
           <wp:inline xmlns:a="http://schemas.openxmlformats.org/drawingml/2006/main" xmlns:pic="http://schemas.openxmlformats.org/drawingml/2006/picture">
-            <wp:extent cx="7244327" cy="4104000"/>
+            <wp:extent cx="6366094" cy="4032000"/>
             <wp:docPr id="3" name="Picture 3"/>
             <wp:cNvGraphicFramePr>
               <a:graphicFrameLocks noChangeAspect="1"/>
@@ -1631,7 +1631,7 @@
                   <pic:spPr>
                     <a:xfrm>
                       <a:off x="0" y="0"/>
-                      <a:ext cx="7244327" cy="4104000"/>
+                      <a:ext cx="6366094" cy="4032000"/>
                     </a:xfrm>
                     <a:prstGeom prst="rect"/>
                   </pic:spPr>
@@ -1705,7 +1705,7 @@
           <w:color w:val="000000"/>
           <w:sz w:val="28"/>
         </w:rPr>
-        <w:t>На рисунке 4 у задачи пять состояний и нет других. Регистрация срочной задачи создаёт «Новую», назначение разработчика — «Назначена», принятие задачи — «В работе». Если проверка пройдена, задача переходит в «Проверена», иначе возвращается в «В работе». Закрытие задачи даёт «Закрыта».</w:t>
+        <w:t>На рисунке 4 у задачи ровно пять состояний. Состояние хранится в БазаДанных, переходы выполняет СервисЗадач. Регистрация создаёт «Новую», назначение — «Назначена», принятие — «В работе». Если проверка пройдена, задача переходит в «Проверена», иначе возвращается в «В работе» без введения отдельного статуса. Закрытие даёт «Закрыта».</w:t>
       </w:r>
     </w:p>
     <w:p>
@@ -1718,7 +1718,7 @@
       <w:r>
         <w:drawing>
           <wp:inline xmlns:a="http://schemas.openxmlformats.org/drawingml/2006/main" xmlns:pic="http://schemas.openxmlformats.org/drawingml/2006/picture">
-            <wp:extent cx="8642355" cy="3671999"/>
+            <wp:extent cx="7860693" cy="3600000"/>
             <wp:docPr id="4" name="Picture 4"/>
             <wp:cNvGraphicFramePr>
               <a:graphicFrameLocks noChangeAspect="1"/>
@@ -1739,7 +1739,7 @@
                   <pic:spPr>
                     <a:xfrm>
                       <a:off x="0" y="0"/>
-                      <a:ext cx="8642355" cy="3671999"/>
+                      <a:ext cx="7860693" cy="3600000"/>
                     </a:xfrm>
                     <a:prstGeom prst="rect"/>
                   </pic:spPr>
@@ -1813,7 +1813,7 @@
           <w:color w:val="000000"/>
           <w:sz w:val="28"/>
         </w:rPr>
-        <w:t>На рисунке 5 задача уже находится в состоянии «В работе», проверка модуля пройдена. Разработчик фиксирует результат и замечание и оформляет протокол проверки. Система переводит задачу в «Проверена». Руководитель команды сверяет протокол со сроком сдачи и закрывает задачу, после чего система ставит состояние «Закрыта».</w:t>
+        <w:t>На рисунке 5 четыре дорожки отражают закрытие после проверки в архитектуре ИС: разработчик, СервисЗадач, БазаДанных и руководитель команды. Задача находится в «В работе». Разработчик фиксирует результат и передаёт протокол в сервис; сервис проверяет результат, БД сохраняет протокол и записывает состояние «Проверена». Руководитель сверяет протокол со сроком и закрывает задачу; сервис запрашивает закрытие, БД записывает «Закрыта». Проверка и запись в хранилище — обязательные шаги контура, а не «бумажный» финал вне системы.</w:t>
       </w:r>
     </w:p>
     <w:p>
@@ -1826,7 +1826,7 @@
       <w:r>
         <w:drawing>
           <wp:inline xmlns:a="http://schemas.openxmlformats.org/drawingml/2006/main" xmlns:pic="http://schemas.openxmlformats.org/drawingml/2006/picture">
-            <wp:extent cx="6629327" cy="4032000"/>
+            <wp:extent cx="6168618" cy="3960000"/>
             <wp:docPr id="5" name="Picture 5"/>
             <wp:cNvGraphicFramePr>
               <a:graphicFrameLocks noChangeAspect="1"/>
@@ -1847,7 +1847,7 @@
                   <pic:spPr>
                     <a:xfrm>
                       <a:off x="0" y="0"/>
-                      <a:ext cx="6629327" cy="4032000"/>
+                      <a:ext cx="6168618" cy="3960000"/>
                     </a:xfrm>
                     <a:prstGeom prst="rect"/>
                   </pic:spPr>
@@ -1921,7 +1921,7 @@
           <w:color w:val="000000"/>
           <w:sz w:val="28"/>
         </w:rPr>
-        <w:t>Для КИС «СпринтКонтур» составлены пять UML-диаграмм одного контура срочной задачи: от регистрации до закрытия после проверки. Варианты использования разделяют заказчика, руководителя команды и разработчика. Классы связывают задачу с модулем, командой и протоколом проверки. Кратность 0..1 у команды и у протокола показывает, что до назначения и до проверки этих связей ещё нет.</w:t>
+        <w:t>Для КИС «СпринтКонтур» составлены пять UML-диаграмм архитектурного контура учёта задач: СервисЗадач, БазаДанных и доменные сущности. Варианты использования отделяют роли пользователей от хранилища. Классы показывают, что сервис использует БД и управляет задачей; кратность 0..1 у команды и протокола означает, что до назначения и до проверки этих связей ещё нет.</w:t>
       </w:r>
     </w:p>
     <w:p>
@@ -1938,7 +1938,7 @@
           <w:color w:val="000000"/>
           <w:sz w:val="28"/>
         </w:rPr>
-        <w:t>Состояния задачи совпадают на диаграммах последовательности, состояний и деятельности: «Новая», «Назначена», «В работе», «Проверена», «Закрыта». Назначение разработчика заканчивается состоянием «В работе». Если проверка не пройдена, задача возвращается в «В работе». Закрытие после проверки проходит через «Проверена» и завершается состоянием «Закрыта».</w:t>
+        <w:t>Состояния задачи совпадают на диаграммах последовательности, состояний и деятельности: «Новая», «Назначена», «В работе», «Проверена», «Закрыта». Переходы выполняет сервис, состояние хранится в БД. Назначение разработчика заканчивается «В работе». Если проверка не пройдена, задача возвращается в «В работе». Закрытие после проверки проходит через запись протокола и состояния «Проверена», затем «Закрыта».</w:t>
       </w:r>
     </w:p>
     <w:sectPr>
